--- a/templates/forskola.docx
+++ b/templates/forskola.docx
@@ -250,7 +250,11 @@
                       </pic:nvPicPr>
                       <pic:blipFill>
                         <a:blip r:embed="rId9">
-                          <a:extLst/>
+                          <a:extLst>
+                            <a:ext uri="{96DAC541-7B7A-43D3-8B79-37D633B846F1}">
+                              <asvg:svgBlip xmlns:asvg="http://schemas.microsoft.com/office/drawing/2016/SVG/main" r:embed="rIdLogoSvg"/>
+                            </a:ext>
+                          </a:extLst>
                         </a:blip>
                         <a:stretch>
                           <a:fillRect/>

--- a/templates/forskola.docx
+++ b/templates/forskola.docx
@@ -214,7 +214,7 @@
               <w:noProof/>
             </w:rPr>
             <w:drawing>
-              <wp:anchor distT="0" distB="0" distL="114300" distR="114300" simplePos="0" relativeHeight="251661312" behindDoc="0" locked="1" layoutInCell="1" allowOverlap="1" wp14:anchorId="557745D6" wp14:editId="5BBF075F">
+              <wp:anchor distT="0" distB="0" distL="114300" distR="114300" simplePos="0" relativeHeight="251661312" behindDoc="1" locked="1" layoutInCell="1" allowOverlap="1" wp14:anchorId="557745D6" wp14:editId="5BBF075F">
                 <wp:simplePos x="0" y="0"/>
                 <wp:positionH relativeFrom="page">
                   <wp:posOffset>4357688</wp:posOffset>
